--- a/Hnnn-Ppe/H205-1Mq.docx
+++ b/Hnnn-Ppe/H205-1Mq.docx
@@ -36,7 +36,27 @@
           <w:sz w:val="26"/>
           <w:szCs w:val="26"/>
         </w:rPr>
-        <w:t>There is no known extant Greek manuscript for any of the three books of Meqabyan</w:t>
+        <w:t xml:space="preserve">There is no known extant Greek </w:t>
+      </w:r>
+      <w:r>
+        <w:rPr>
+          <w:rFonts w:ascii="Gentium" w:hAnsi="Gentium" w:cs="Gentium"/>
+          <w:i/>
+          <w:iCs/>
+          <w:sz w:val="26"/>
+          <w:szCs w:val="26"/>
+        </w:rPr>
+        <w:t xml:space="preserve">of Latin </w:t>
+      </w:r>
+      <w:r>
+        <w:rPr>
+          <w:rFonts w:ascii="Gentium" w:hAnsi="Gentium" w:cs="Gentium"/>
+          <w:i/>
+          <w:iCs/>
+          <w:sz w:val="26"/>
+          <w:szCs w:val="26"/>
+        </w:rPr>
+        <w:t>manuscript for any of the three books of Meqabyan</w:t>
       </w:r>
       <w:r>
         <w:rPr>
